--- a/interfaz3/semiPlantillaFinalNUEVO.docx
+++ b/interfaz3/semiPlantillaFinalNUEVO.docx
@@ -1969,7 +1969,23 @@
           <w:sz w:val="22"/>
           <w:szCs w:val="22"/>
         </w:rPr>
-        <w:t xml:space="preserve"> cancelan los tributos sujetos a regulación, correspondientes a la importación señalada en el </w:t>
+        <w:t xml:space="preserve"> cancelan los tributos sujetos a </w:t>
+      </w:r>
+      <w:r>
+        <w:rPr>
+          <w:rFonts w:ascii="Arial" w:hAnsi="Arial" w:cs="Arial"/>
+          <w:sz w:val="22"/>
+          <w:szCs w:val="22"/>
+        </w:rPr>
+        <w:t>regularización</w:t>
+      </w:r>
+      <w:r>
+        <w:rPr>
+          <w:rFonts w:ascii="Arial" w:hAnsi="Arial" w:cs="Arial"/>
+          <w:sz w:val="22"/>
+          <w:szCs w:val="22"/>
+        </w:rPr>
+        <w:t xml:space="preserve">, correspondientes a la importación señalada en el </w:t>
       </w:r>
       <w:r>
         <w:rPr>
@@ -2211,7 +2227,23 @@
           <w:sz w:val="22"/>
           <w:szCs w:val="22"/>
         </w:rPr>
-        <w:t xml:space="preserve"> cancelan los tributos sujetos a regulación, correspondientes a la importación señalada en el considerando anterior, siendo abonado</w:t>
+        <w:t xml:space="preserve"> cancelan los tributos sujetos a </w:t>
+      </w:r>
+      <w:r>
+        <w:rPr>
+          <w:rFonts w:ascii="Arial" w:hAnsi="Arial" w:cs="Arial"/>
+          <w:sz w:val="22"/>
+          <w:szCs w:val="22"/>
+        </w:rPr>
+        <w:t>regularización</w:t>
+      </w:r>
+      <w:r>
+        <w:rPr>
+          <w:rFonts w:ascii="Arial" w:hAnsi="Arial" w:cs="Arial"/>
+          <w:sz w:val="22"/>
+          <w:szCs w:val="22"/>
+        </w:rPr>
+        <w:t>, correspondientes a la importación señalada en el considerando anterior, siendo abonado</w:t>
       </w:r>
       <w:r>
         <w:rPr>
@@ -2504,7 +2536,23 @@
           <w:sz w:val="22"/>
           <w:szCs w:val="22"/>
         </w:rPr>
-        <w:t xml:space="preserve"> cancelan los tributos sujetos a regulación, correspondientes a la importación señalada en el considerando anterior, siendo abonados a la “Sub-Cuenta Especial Tesoro Público – D.S. n.º 015-94-EF” el importe de S/ {</w:t>
+        <w:t xml:space="preserve"> cancelan los tributos sujetos a </w:t>
+      </w:r>
+      <w:r>
+        <w:rPr>
+          <w:rFonts w:ascii="Arial" w:hAnsi="Arial" w:cs="Arial"/>
+          <w:sz w:val="22"/>
+          <w:szCs w:val="22"/>
+        </w:rPr>
+        <w:t>regularización</w:t>
+      </w:r>
+      <w:r>
+        <w:rPr>
+          <w:rFonts w:ascii="Arial" w:hAnsi="Arial" w:cs="Arial"/>
+          <w:sz w:val="22"/>
+          <w:szCs w:val="22"/>
+        </w:rPr>
+        <w:t>, correspondientes a la importación señalada en el considerando anterior, siendo abonados a la “Sub-Cuenta Especial Tesoro Público – D.S. n.º 015-94-EF” el importe de S/ {</w:t>
       </w:r>
       <w:proofErr w:type="spellStart"/>
       <w:r>
